--- a/src/main/resources/tabela_desenho_curricular.docx
+++ b/src/main/resources/tabela_desenho_curricular.docx
@@ -4,9 +4,9 @@
   <w:body>
     <w:tbl>
       <w:tblPr>
-        <w:tblW w:w="9645" w:type="dxa"/>
+        <w:tblW w:w="9633" w:type="dxa"/>
         <w:jc w:val="start"/>
-        <w:tblInd w:w="-11" w:type="dxa"/>
+        <w:tblInd w:w="4" w:type="dxa"/>
         <w:tblLayout w:type="fixed"/>
         <w:tblCellMar>
           <w:top w:w="100" w:type="dxa"/>
@@ -16,20 +16,368 @@
         </w:tblCellMar>
       </w:tblPr>
       <w:tblGrid>
-        <w:gridCol w:w="1738"/>
-        <w:gridCol w:w="1739"/>
-        <w:gridCol w:w="1739"/>
-        <w:gridCol w:w="1739"/>
-        <w:gridCol w:w="2690"/>
+        <w:gridCol w:w="1170"/>
+        <w:gridCol w:w="1694"/>
+        <w:gridCol w:w="1425"/>
+        <w:gridCol w:w="1141"/>
+        <w:gridCol w:w="1125"/>
+        <w:gridCol w:w="1589"/>
+        <w:gridCol w:w="1489"/>
       </w:tblGrid>
       <w:tr>
-        <w:trPr/>
-        <w:tc>
-          <w:tcPr>
-            <w:tcW w:w="1738" w:type="dxa"/>
-            <w:tcBorders>
-              <w:top w:val="single" w:sz="8" w:space="0" w:color="000000"/>
-              <w:start w:val="single" w:sz="8" w:space="0" w:color="000000"/>
+        <w:trPr>
+          <w:trHeight w:val="900" w:hRule="atLeast"/>
+        </w:trPr>
+        <w:tc>
+          <w:tcPr>
+            <w:tcW w:w="1170" w:type="dxa"/>
+            <w:vMerge w:val="restart"/>
+            <w:tcBorders>
+              <w:start w:val="single" w:sz="8" w:space="0" w:color="000000"/>
+              <w:bottom w:val="single" w:sz="8" w:space="0" w:color="000000"/>
+            </w:tcBorders>
+            <w:vAlign w:val="center"/>
+          </w:tcPr>
+          <w:p>
+            <w:pPr>
+              <w:pStyle w:val="TableContents"/>
+              <w:widowControl/>
+              <w:tabs>
+                <w:tab w:val="clear" w:pos="709"/>
+              </w:tabs>
+              <w:bidi w:val="0"/>
+              <w:spacing w:lineRule="auto" w:line="288" w:before="0" w:after="0"/>
+              <w:ind w:hanging="0" w:start="0" w:end="0"/>
+              <w:jc w:val="both"/>
+              <w:rPr>
+                <w:rFonts w:ascii="Times New Roman" w:hAnsi="Times New Roman"/>
+                <w:b/>
+                <w:bCs/>
+                <w:i w:val="false"/>
+                <w:i w:val="false"/>
+                <w:iCs w:val="false"/>
+                <w:strike w:val="false"/>
+                <w:dstrike w:val="false"/>
+                <w:color w:val="000000"/>
+                <w:sz w:val="22"/>
+                <w:szCs w:val="22"/>
+                <w:u w:val="none"/>
+                <w:effect w:val="none"/>
+              </w:rPr>
+            </w:pPr>
+            <w:r>
+              <w:rPr>
+                <w:rFonts w:ascii="Times New Roman" w:hAnsi="Times New Roman"/>
+                <w:b/>
+                <w:bCs w:val="false"/>
+                <w:i w:val="false"/>
+                <w:iCs w:val="false"/>
+                <w:strike w:val="false"/>
+                <w:dstrike w:val="false"/>
+                <w:color w:val="000000"/>
+                <w:sz w:val="22"/>
+                <w:szCs w:val="24"/>
+                <w:u w:val="none"/>
+                <w:effect w:val="none"/>
+              </w:rPr>
+            </w:r>
+          </w:p>
+          <w:p>
+            <w:pPr>
+              <w:pStyle w:val="TableHeading"/>
+              <w:tabs>
+                <w:tab w:val="clear" w:pos="709"/>
+              </w:tabs>
+              <w:bidi w:val="0"/>
+              <w:rPr>
+                <w:sz w:val="22"/>
+                <w:szCs w:val="22"/>
+              </w:rPr>
+            </w:pPr>
+            <w:r>
+              <w:rPr>
+                <w:bCs w:val="false"/>
+                <w:iCs w:val="false"/>
+                <w:sz w:val="22"/>
+                <w:szCs w:val="22"/>
+              </w:rPr>
+              <w:t>Código</w:t>
+            </w:r>
+          </w:p>
+        </w:tc>
+        <w:tc>
+          <w:tcPr>
+            <w:tcW w:w="1694" w:type="dxa"/>
+            <w:vMerge w:val="restart"/>
+            <w:tcBorders>
+              <w:start w:val="single" w:sz="8" w:space="0" w:color="000000"/>
+              <w:bottom w:val="single" w:sz="8" w:space="0" w:color="000000"/>
+            </w:tcBorders>
+            <w:vAlign w:val="center"/>
+          </w:tcPr>
+          <w:p>
+            <w:pPr>
+              <w:pStyle w:val="TableContents"/>
+              <w:widowControl/>
+              <w:tabs>
+                <w:tab w:val="clear" w:pos="709"/>
+              </w:tabs>
+              <w:bidi w:val="0"/>
+              <w:spacing w:lineRule="auto" w:line="288" w:before="0" w:after="0"/>
+              <w:ind w:hanging="0" w:start="0" w:end="0"/>
+              <w:jc w:val="both"/>
+              <w:rPr>
+                <w:rFonts w:ascii="Times New Roman" w:hAnsi="Times New Roman"/>
+                <w:b/>
+                <w:bCs/>
+                <w:i w:val="false"/>
+                <w:i w:val="false"/>
+                <w:iCs w:val="false"/>
+                <w:strike w:val="false"/>
+                <w:dstrike w:val="false"/>
+                <w:color w:val="000000"/>
+                <w:sz w:val="22"/>
+                <w:szCs w:val="22"/>
+                <w:u w:val="none"/>
+                <w:effect w:val="none"/>
+              </w:rPr>
+            </w:pPr>
+            <w:r>
+              <w:rPr>
+                <w:rFonts w:ascii="Times New Roman" w:hAnsi="Times New Roman"/>
+                <w:b/>
+                <w:bCs w:val="false"/>
+                <w:i w:val="false"/>
+                <w:iCs w:val="false"/>
+                <w:strike w:val="false"/>
+                <w:dstrike w:val="false"/>
+                <w:color w:val="000000"/>
+                <w:sz w:val="22"/>
+                <w:szCs w:val="24"/>
+                <w:u w:val="none"/>
+                <w:effect w:val="none"/>
+              </w:rPr>
+            </w:r>
+          </w:p>
+          <w:p>
+            <w:pPr>
+              <w:pStyle w:val="TableHeading"/>
+              <w:tabs>
+                <w:tab w:val="clear" w:pos="709"/>
+              </w:tabs>
+              <w:bidi w:val="0"/>
+              <w:rPr>
+                <w:sz w:val="22"/>
+                <w:szCs w:val="22"/>
+              </w:rPr>
+            </w:pPr>
+            <w:r>
+              <w:rPr>
+                <w:bCs w:val="false"/>
+                <w:iCs w:val="false"/>
+                <w:sz w:val="22"/>
+                <w:szCs w:val="22"/>
+              </w:rPr>
+              <w:t>Componentes</w:t>
+              <w:br/>
+              <w:t>Curriculares</w:t>
+            </w:r>
+          </w:p>
+        </w:tc>
+        <w:tc>
+          <w:tcPr>
+            <w:tcW w:w="1425" w:type="dxa"/>
+            <w:vMerge w:val="restart"/>
+            <w:tcBorders>
+              <w:start w:val="single" w:sz="8" w:space="0" w:color="000000"/>
+              <w:bottom w:val="single" w:sz="8" w:space="0" w:color="000000"/>
+            </w:tcBorders>
+            <w:vAlign w:val="center"/>
+          </w:tcPr>
+          <w:p>
+            <w:pPr>
+              <w:pStyle w:val="TableContents"/>
+              <w:widowControl/>
+              <w:tabs>
+                <w:tab w:val="clear" w:pos="709"/>
+              </w:tabs>
+              <w:bidi w:val="0"/>
+              <w:spacing w:lineRule="auto" w:line="288" w:before="0" w:after="0"/>
+              <w:ind w:hanging="0" w:start="0" w:end="0"/>
+              <w:jc w:val="both"/>
+              <w:rPr>
+                <w:rFonts w:ascii="Times New Roman" w:hAnsi="Times New Roman"/>
+                <w:b/>
+                <w:bCs/>
+                <w:i w:val="false"/>
+                <w:i w:val="false"/>
+                <w:iCs w:val="false"/>
+                <w:strike w:val="false"/>
+                <w:dstrike w:val="false"/>
+                <w:color w:val="000000"/>
+                <w:sz w:val="22"/>
+                <w:szCs w:val="22"/>
+                <w:u w:val="none"/>
+                <w:effect w:val="none"/>
+              </w:rPr>
+            </w:pPr>
+            <w:r>
+              <w:rPr>
+                <w:rFonts w:ascii="Times New Roman" w:hAnsi="Times New Roman"/>
+                <w:b/>
+                <w:bCs w:val="false"/>
+                <w:i w:val="false"/>
+                <w:iCs w:val="false"/>
+                <w:strike w:val="false"/>
+                <w:dstrike w:val="false"/>
+                <w:color w:val="000000"/>
+                <w:sz w:val="22"/>
+                <w:szCs w:val="24"/>
+                <w:u w:val="none"/>
+                <w:effect w:val="none"/>
+              </w:rPr>
+            </w:r>
+          </w:p>
+          <w:p>
+            <w:pPr>
+              <w:pStyle w:val="TableHeading"/>
+              <w:tabs>
+                <w:tab w:val="clear" w:pos="709"/>
+              </w:tabs>
+              <w:bidi w:val="0"/>
+              <w:rPr>
+                <w:sz w:val="22"/>
+                <w:szCs w:val="22"/>
+              </w:rPr>
+            </w:pPr>
+            <w:r>
+              <w:rPr>
+                <w:bCs w:val="false"/>
+                <w:iCs w:val="false"/>
+                <w:sz w:val="22"/>
+                <w:szCs w:val="22"/>
+              </w:rPr>
+              <w:t>Créditos</w:t>
+            </w:r>
+          </w:p>
+        </w:tc>
+        <w:tc>
+          <w:tcPr>
+            <w:tcW w:w="2266" w:type="dxa"/>
+            <w:gridSpan w:val="2"/>
+            <w:tcBorders>
+              <w:start w:val="single" w:sz="8" w:space="0" w:color="000000"/>
+              <w:bottom w:val="single" w:sz="8" w:space="0" w:color="000000"/>
+            </w:tcBorders>
+            <w:vAlign w:val="center"/>
+          </w:tcPr>
+          <w:p>
+            <w:pPr>
+              <w:pStyle w:val="TableHeading"/>
+              <w:tabs>
+                <w:tab w:val="clear" w:pos="709"/>
+              </w:tabs>
+              <w:bidi w:val="0"/>
+              <w:rPr>
+                <w:sz w:val="22"/>
+                <w:szCs w:val="22"/>
+              </w:rPr>
+            </w:pPr>
+            <w:r>
+              <w:rPr>
+                <w:bCs w:val="false"/>
+                <w:iCs w:val="false"/>
+                <w:sz w:val="22"/>
+                <w:szCs w:val="22"/>
+              </w:rPr>
+              <w:t>Total de Horas</w:t>
+            </w:r>
+          </w:p>
+        </w:tc>
+        <w:tc>
+          <w:tcPr>
+            <w:tcW w:w="1589" w:type="dxa"/>
+            <w:vMerge w:val="restart"/>
+            <w:tcBorders>
+              <w:start w:val="single" w:sz="8" w:space="0" w:color="000000"/>
+              <w:bottom w:val="single" w:sz="8" w:space="0" w:color="000000"/>
+            </w:tcBorders>
+            <w:vAlign w:val="center"/>
+          </w:tcPr>
+          <w:p>
+            <w:pPr>
+              <w:pStyle w:val="TableContents"/>
+              <w:widowControl/>
+              <w:tabs>
+                <w:tab w:val="clear" w:pos="709"/>
+              </w:tabs>
+              <w:bidi w:val="0"/>
+              <w:spacing w:lineRule="auto" w:line="288" w:before="0" w:after="0"/>
+              <w:ind w:hanging="0" w:start="0" w:end="0"/>
+              <w:jc w:val="both"/>
+              <w:rPr>
+                <w:rFonts w:ascii="Times New Roman" w:hAnsi="Times New Roman"/>
+                <w:b/>
+                <w:bCs/>
+                <w:i w:val="false"/>
+                <w:i w:val="false"/>
+                <w:iCs w:val="false"/>
+                <w:strike w:val="false"/>
+                <w:dstrike w:val="false"/>
+                <w:color w:val="000000"/>
+                <w:sz w:val="22"/>
+                <w:szCs w:val="22"/>
+                <w:u w:val="none"/>
+                <w:effect w:val="none"/>
+              </w:rPr>
+            </w:pPr>
+            <w:r>
+              <w:rPr>
+                <w:rFonts w:ascii="Times New Roman" w:hAnsi="Times New Roman"/>
+                <w:b/>
+                <w:bCs w:val="false"/>
+                <w:i w:val="false"/>
+                <w:iCs w:val="false"/>
+                <w:strike w:val="false"/>
+                <w:dstrike w:val="false"/>
+                <w:color w:val="000000"/>
+                <w:sz w:val="22"/>
+                <w:szCs w:val="24"/>
+                <w:u w:val="none"/>
+                <w:effect w:val="none"/>
+              </w:rPr>
+            </w:r>
+          </w:p>
+          <w:p>
+            <w:pPr>
+              <w:pStyle w:val="TableHeading"/>
+              <w:tabs>
+                <w:tab w:val="clear" w:pos="709"/>
+              </w:tabs>
+              <w:bidi w:val="0"/>
+              <w:rPr>
+                <w:sz w:val="22"/>
+                <w:szCs w:val="22"/>
+              </w:rPr>
+            </w:pPr>
+            <w:r>
+              <w:rPr>
+                <w:bCs w:val="false"/>
+                <w:iCs w:val="false"/>
+                <w:sz w:val="22"/>
+                <w:szCs w:val="22"/>
+              </w:rPr>
+              <w:t>Pré-requisitos</w:t>
+            </w:r>
+          </w:p>
+        </w:tc>
+        <w:tc>
+          <w:tcPr>
+            <w:tcW w:w="1489" w:type="dxa"/>
+            <w:vMerge w:val="restart"/>
+            <w:tcBorders>
+              <w:start w:val="single" w:sz="8" w:space="0" w:color="000000"/>
+              <w:bottom w:val="single" w:sz="8" w:space="0" w:color="000000"/>
               <w:end w:val="single" w:sz="8" w:space="0" w:color="000000"/>
             </w:tcBorders>
             <w:vAlign w:val="center"/>
@@ -37,100 +385,23 @@
           <w:p>
             <w:pPr>
               <w:pStyle w:val="TableHeading"/>
-              <w:bidi w:val="0"/>
-              <w:rPr/>
-            </w:pPr>
-            <w:r>
-              <w:rPr/>
-              <w:t>Componente Curricular</w:t>
-            </w:r>
-          </w:p>
-        </w:tc>
-        <w:tc>
-          <w:tcPr>
-            <w:tcW w:w="1739" w:type="dxa"/>
-            <w:tcBorders>
-              <w:top w:val="single" w:sz="8" w:space="0" w:color="000000"/>
-              <w:start w:val="single" w:sz="8" w:space="0" w:color="000000"/>
-              <w:end w:val="single" w:sz="8" w:space="0" w:color="000000"/>
-            </w:tcBorders>
-            <w:vAlign w:val="center"/>
-          </w:tcPr>
-          <w:p>
-            <w:pPr>
-              <w:pStyle w:val="TableHeading"/>
-              <w:bidi w:val="0"/>
-              <w:rPr/>
-            </w:pPr>
-            <w:r>
-              <w:rPr/>
-              <w:t>Carga Horária (h/a)</w:t>
-            </w:r>
-          </w:p>
-        </w:tc>
-        <w:tc>
-          <w:tcPr>
-            <w:tcW w:w="1739" w:type="dxa"/>
-            <w:tcBorders>
-              <w:top w:val="single" w:sz="8" w:space="0" w:color="000000"/>
-              <w:start w:val="single" w:sz="8" w:space="0" w:color="000000"/>
-              <w:end w:val="single" w:sz="8" w:space="0" w:color="000000"/>
-            </w:tcBorders>
-            <w:vAlign w:val="center"/>
-          </w:tcPr>
-          <w:p>
-            <w:pPr>
-              <w:pStyle w:val="TableHeading"/>
-              <w:bidi w:val="0"/>
-              <w:rPr/>
-            </w:pPr>
-            <w:r>
-              <w:rPr/>
-              <w:t>Período</w:t>
-            </w:r>
-          </w:p>
-        </w:tc>
-        <w:tc>
-          <w:tcPr>
-            <w:tcW w:w="1739" w:type="dxa"/>
-            <w:tcBorders>
-              <w:top w:val="single" w:sz="8" w:space="0" w:color="000000"/>
-              <w:start w:val="single" w:sz="8" w:space="0" w:color="000000"/>
-              <w:end w:val="single" w:sz="8" w:space="0" w:color="000000"/>
-            </w:tcBorders>
-            <w:vAlign w:val="center"/>
-          </w:tcPr>
-          <w:p>
-            <w:pPr>
-              <w:pStyle w:val="TableHeading"/>
-              <w:bidi w:val="0"/>
-              <w:rPr/>
-            </w:pPr>
-            <w:r>
-              <w:rPr/>
-              <w:t>Pré-Requisito</w:t>
-            </w:r>
-          </w:p>
-        </w:tc>
-        <w:tc>
-          <w:tcPr>
-            <w:tcW w:w="2690" w:type="dxa"/>
-            <w:tcBorders>
-              <w:top w:val="single" w:sz="8" w:space="0" w:color="000000"/>
-              <w:start w:val="single" w:sz="8" w:space="0" w:color="000000"/>
-              <w:end w:val="single" w:sz="8" w:space="0" w:color="000000"/>
-            </w:tcBorders>
-            <w:vAlign w:val="center"/>
-          </w:tcPr>
-          <w:p>
-            <w:pPr>
-              <w:pStyle w:val="TableHeading"/>
-              <w:bidi w:val="0"/>
-              <w:rPr/>
-            </w:pPr>
-            <w:r>
-              <w:rPr/>
-              <w:t>Co-Requisito</w:t>
+              <w:tabs>
+                <w:tab w:val="clear" w:pos="709"/>
+              </w:tabs>
+              <w:bidi w:val="0"/>
+              <w:rPr>
+                <w:sz w:val="22"/>
+                <w:szCs w:val="22"/>
+              </w:rPr>
+            </w:pPr>
+            <w:r>
+              <w:rPr>
+                <w:bCs w:val="false"/>
+                <w:iCs w:val="false"/>
+                <w:sz w:val="22"/>
+                <w:szCs w:val="22"/>
+              </w:rPr>
+              <w:t>Correquisitos</w:t>
             </w:r>
           </w:p>
         </w:tc>
@@ -139,101 +410,648 @@
         <w:trPr/>
         <w:tc>
           <w:tcPr>
-            <w:tcW w:w="1738" w:type="dxa"/>
-            <w:tcBorders>
-              <w:start w:val="single" w:sz="8" w:space="0" w:color="000000"/>
+            <w:tcW w:w="1170" w:type="dxa"/>
+            <w:vMerge w:val="continue"/>
+            <w:tcBorders>
+              <w:start w:val="single" w:sz="8" w:space="0" w:color="000000"/>
+              <w:bottom w:val="single" w:sz="8" w:space="0" w:color="000000"/>
+            </w:tcBorders>
+            <w:vAlign w:val="center"/>
+          </w:tcPr>
+          <w:p>
+            <w:pPr>
+              <w:pStyle w:val="TableContents"/>
+              <w:widowControl/>
+              <w:tabs>
+                <w:tab w:val="clear" w:pos="709"/>
+              </w:tabs>
+              <w:bidi w:val="0"/>
+              <w:spacing w:lineRule="auto" w:line="288" w:before="0" w:after="0"/>
+              <w:ind w:hanging="0" w:start="0" w:end="0"/>
+              <w:jc w:val="both"/>
+              <w:rPr>
+                <w:rFonts w:ascii="Times New Roman" w:hAnsi="Times New Roman"/>
+                <w:b/>
+                <w:i w:val="false"/>
+                <w:i w:val="false"/>
+                <w:strike w:val="false"/>
+                <w:dstrike w:val="false"/>
+                <w:color w:val="000000"/>
+                <w:sz w:val="22"/>
+                <w:szCs w:val="22"/>
+                <w:u w:val="none"/>
+                <w:effect w:val="none"/>
+              </w:rPr>
+            </w:pPr>
+            <w:r>
+              <w:rPr>
+                <w:rFonts w:ascii="Times New Roman" w:hAnsi="Times New Roman"/>
+                <w:b/>
+                <w:bCs w:val="false"/>
+                <w:i w:val="false"/>
+                <w:iCs w:val="false"/>
+                <w:strike w:val="false"/>
+                <w:dstrike w:val="false"/>
+                <w:color w:val="000000"/>
+                <w:sz w:val="22"/>
+                <w:szCs w:val="24"/>
+                <w:u w:val="none"/>
+                <w:effect w:val="none"/>
+              </w:rPr>
+            </w:r>
+          </w:p>
+        </w:tc>
+        <w:tc>
+          <w:tcPr>
+            <w:tcW w:w="1694" w:type="dxa"/>
+            <w:vMerge w:val="continue"/>
+            <w:tcBorders>
+              <w:start w:val="single" w:sz="8" w:space="0" w:color="000000"/>
+              <w:bottom w:val="single" w:sz="8" w:space="0" w:color="000000"/>
+            </w:tcBorders>
+            <w:vAlign w:val="center"/>
+          </w:tcPr>
+          <w:p>
+            <w:pPr>
+              <w:pStyle w:val="TableContents"/>
+              <w:widowControl/>
+              <w:tabs>
+                <w:tab w:val="clear" w:pos="709"/>
+              </w:tabs>
+              <w:bidi w:val="0"/>
+              <w:spacing w:lineRule="auto" w:line="288" w:before="0" w:after="0"/>
+              <w:ind w:hanging="0" w:start="0" w:end="0"/>
+              <w:jc w:val="both"/>
+              <w:rPr>
+                <w:rFonts w:ascii="Times New Roman" w:hAnsi="Times New Roman"/>
+                <w:b/>
+                <w:i w:val="false"/>
+                <w:i w:val="false"/>
+                <w:strike w:val="false"/>
+                <w:dstrike w:val="false"/>
+                <w:color w:val="000000"/>
+                <w:sz w:val="22"/>
+                <w:szCs w:val="22"/>
+                <w:u w:val="none"/>
+                <w:effect w:val="none"/>
+              </w:rPr>
+            </w:pPr>
+            <w:r>
+              <w:rPr>
+                <w:rFonts w:ascii="Times New Roman" w:hAnsi="Times New Roman"/>
+                <w:b/>
+                <w:bCs w:val="false"/>
+                <w:i w:val="false"/>
+                <w:iCs w:val="false"/>
+                <w:strike w:val="false"/>
+                <w:dstrike w:val="false"/>
+                <w:color w:val="000000"/>
+                <w:sz w:val="22"/>
+                <w:szCs w:val="24"/>
+                <w:u w:val="none"/>
+                <w:effect w:val="none"/>
+              </w:rPr>
+            </w:r>
+          </w:p>
+        </w:tc>
+        <w:tc>
+          <w:tcPr>
+            <w:tcW w:w="1425" w:type="dxa"/>
+            <w:vMerge w:val="continue"/>
+            <w:tcBorders>
+              <w:start w:val="single" w:sz="8" w:space="0" w:color="000000"/>
+              <w:bottom w:val="single" w:sz="8" w:space="0" w:color="000000"/>
+            </w:tcBorders>
+            <w:vAlign w:val="center"/>
+          </w:tcPr>
+          <w:p>
+            <w:pPr>
+              <w:pStyle w:val="TableContents"/>
+              <w:widowControl/>
+              <w:tabs>
+                <w:tab w:val="clear" w:pos="709"/>
+              </w:tabs>
+              <w:bidi w:val="0"/>
+              <w:spacing w:lineRule="auto" w:line="288" w:before="0" w:after="0"/>
+              <w:ind w:hanging="0" w:start="0" w:end="0"/>
+              <w:jc w:val="both"/>
+              <w:rPr>
+                <w:rFonts w:ascii="Times New Roman" w:hAnsi="Times New Roman"/>
+                <w:b/>
+                <w:i w:val="false"/>
+                <w:i w:val="false"/>
+                <w:strike w:val="false"/>
+                <w:dstrike w:val="false"/>
+                <w:color w:val="000000"/>
+                <w:sz w:val="22"/>
+                <w:szCs w:val="22"/>
+                <w:u w:val="none"/>
+                <w:effect w:val="none"/>
+              </w:rPr>
+            </w:pPr>
+            <w:r>
+              <w:rPr>
+                <w:rFonts w:ascii="Times New Roman" w:hAnsi="Times New Roman"/>
+                <w:b/>
+                <w:bCs w:val="false"/>
+                <w:i w:val="false"/>
+                <w:iCs w:val="false"/>
+                <w:strike w:val="false"/>
+                <w:dstrike w:val="false"/>
+                <w:color w:val="000000"/>
+                <w:sz w:val="22"/>
+                <w:szCs w:val="24"/>
+                <w:u w:val="none"/>
+                <w:effect w:val="none"/>
+              </w:rPr>
+            </w:r>
+          </w:p>
+        </w:tc>
+        <w:tc>
+          <w:tcPr>
+            <w:tcW w:w="1141" w:type="dxa"/>
+            <w:tcBorders>
+              <w:start w:val="single" w:sz="8" w:space="0" w:color="000000"/>
+              <w:bottom w:val="single" w:sz="8" w:space="0" w:color="000000"/>
+            </w:tcBorders>
+            <w:vAlign w:val="center"/>
+          </w:tcPr>
+          <w:p>
+            <w:pPr>
+              <w:pStyle w:val="TableHeading"/>
+              <w:tabs>
+                <w:tab w:val="clear" w:pos="709"/>
+              </w:tabs>
+              <w:bidi w:val="0"/>
+              <w:rPr>
+                <w:sz w:val="22"/>
+                <w:szCs w:val="22"/>
+              </w:rPr>
+            </w:pPr>
+            <w:r>
+              <w:rPr>
+                <w:bCs w:val="false"/>
+                <w:iCs w:val="false"/>
+                <w:sz w:val="22"/>
+                <w:szCs w:val="22"/>
+              </w:rPr>
+              <w:t>h/a</w:t>
+            </w:r>
+          </w:p>
+        </w:tc>
+        <w:tc>
+          <w:tcPr>
+            <w:tcW w:w="1125" w:type="dxa"/>
+            <w:tcBorders>
+              <w:start w:val="single" w:sz="8" w:space="0" w:color="000000"/>
+              <w:bottom w:val="single" w:sz="8" w:space="0" w:color="000000"/>
+            </w:tcBorders>
+            <w:vAlign w:val="center"/>
+          </w:tcPr>
+          <w:p>
+            <w:pPr>
+              <w:pStyle w:val="TableHeading"/>
+              <w:tabs>
+                <w:tab w:val="clear" w:pos="709"/>
+              </w:tabs>
+              <w:bidi w:val="0"/>
+              <w:rPr>
+                <w:sz w:val="22"/>
+                <w:szCs w:val="22"/>
+              </w:rPr>
+            </w:pPr>
+            <w:r>
+              <w:rPr>
+                <w:bCs w:val="false"/>
+                <w:iCs w:val="false"/>
+                <w:sz w:val="22"/>
+                <w:szCs w:val="22"/>
+              </w:rPr>
+              <w:t>h/r</w:t>
+            </w:r>
+          </w:p>
+        </w:tc>
+        <w:tc>
+          <w:tcPr>
+            <w:tcW w:w="1589" w:type="dxa"/>
+            <w:vMerge w:val="continue"/>
+            <w:tcBorders>
+              <w:start w:val="single" w:sz="8" w:space="0" w:color="000000"/>
+              <w:bottom w:val="single" w:sz="8" w:space="0" w:color="000000"/>
+            </w:tcBorders>
+            <w:vAlign w:val="center"/>
+          </w:tcPr>
+          <w:p>
+            <w:pPr>
+              <w:pStyle w:val="TableContents"/>
+              <w:widowControl/>
+              <w:tabs>
+                <w:tab w:val="clear" w:pos="709"/>
+              </w:tabs>
+              <w:bidi w:val="0"/>
+              <w:spacing w:lineRule="auto" w:line="288" w:before="0" w:after="0"/>
+              <w:ind w:hanging="0" w:start="0" w:end="0"/>
+              <w:jc w:val="both"/>
+              <w:rPr>
+                <w:rFonts w:ascii="Times New Roman" w:hAnsi="Times New Roman"/>
+                <w:b/>
+                <w:i w:val="false"/>
+                <w:i w:val="false"/>
+                <w:strike w:val="false"/>
+                <w:dstrike w:val="false"/>
+                <w:color w:val="000000"/>
+                <w:sz w:val="22"/>
+                <w:szCs w:val="22"/>
+                <w:u w:val="none"/>
+                <w:effect w:val="none"/>
+              </w:rPr>
+            </w:pPr>
+            <w:r>
+              <w:rPr>
+                <w:rFonts w:ascii="Times New Roman" w:hAnsi="Times New Roman"/>
+                <w:b/>
+                <w:bCs w:val="false"/>
+                <w:i w:val="false"/>
+                <w:iCs w:val="false"/>
+                <w:strike w:val="false"/>
+                <w:dstrike w:val="false"/>
+                <w:color w:val="000000"/>
+                <w:sz w:val="22"/>
+                <w:szCs w:val="24"/>
+                <w:u w:val="none"/>
+                <w:effect w:val="none"/>
+              </w:rPr>
+            </w:r>
+          </w:p>
+        </w:tc>
+        <w:tc>
+          <w:tcPr>
+            <w:tcW w:w="1489" w:type="dxa"/>
+            <w:vMerge w:val="continue"/>
+            <w:tcBorders>
+              <w:start w:val="single" w:sz="8" w:space="0" w:color="000000"/>
+              <w:bottom w:val="single" w:sz="8" w:space="0" w:color="000000"/>
               <w:end w:val="single" w:sz="8" w:space="0" w:color="000000"/>
             </w:tcBorders>
             <w:vAlign w:val="center"/>
           </w:tcPr>
           <w:p>
             <w:pPr>
+              <w:pStyle w:val="TableContents"/>
+              <w:widowControl/>
+              <w:tabs>
+                <w:tab w:val="clear" w:pos="709"/>
+              </w:tabs>
+              <w:bidi w:val="0"/>
+              <w:spacing w:lineRule="auto" w:line="288" w:before="0" w:after="0"/>
+              <w:ind w:hanging="0" w:start="0" w:end="0"/>
+              <w:jc w:val="both"/>
+              <w:rPr>
+                <w:rFonts w:ascii="Times New Roman" w:hAnsi="Times New Roman"/>
+                <w:b/>
+                <w:i w:val="false"/>
+                <w:i w:val="false"/>
+                <w:strike w:val="false"/>
+                <w:dstrike w:val="false"/>
+                <w:color w:val="000000"/>
+                <w:sz w:val="22"/>
+                <w:szCs w:val="22"/>
+                <w:u w:val="none"/>
+                <w:effect w:val="none"/>
+              </w:rPr>
+            </w:pPr>
+            <w:r>
+              <w:rPr>
+                <w:rFonts w:ascii="Times New Roman" w:hAnsi="Times New Roman"/>
+                <w:b/>
+                <w:bCs w:val="false"/>
+                <w:i w:val="false"/>
+                <w:iCs w:val="false"/>
+                <w:strike w:val="false"/>
+                <w:dstrike w:val="false"/>
+                <w:color w:val="000000"/>
+                <w:sz w:val="22"/>
+                <w:szCs w:val="24"/>
+                <w:u w:val="none"/>
+                <w:effect w:val="none"/>
+              </w:rPr>
+            </w:r>
+          </w:p>
+        </w:tc>
+      </w:tr>
+      <w:tr>
+        <w:trPr/>
+        <w:tc>
+          <w:tcPr>
+            <w:tcW w:w="1170" w:type="dxa"/>
+            <w:tcBorders>
+              <w:start w:val="single" w:sz="8" w:space="0" w:color="000000"/>
+              <w:bottom w:val="single" w:sz="8" w:space="0" w:color="000000"/>
+            </w:tcBorders>
+            <w:vAlign w:val="center"/>
+          </w:tcPr>
+          <w:p>
+            <w:pPr>
+              <w:pStyle w:val="TableContents"/>
+              <w:widowControl/>
+              <w:tabs>
+                <w:tab w:val="clear" w:pos="709"/>
+              </w:tabs>
+              <w:bidi w:val="0"/>
+              <w:spacing w:lineRule="auto" w:line="288" w:before="0" w:after="0"/>
+              <w:ind w:hanging="0" w:start="0" w:end="0"/>
+              <w:jc w:val="both"/>
+              <w:rPr>
+                <w:rFonts w:ascii="Times New Roman" w:hAnsi="Times New Roman"/>
+                <w:b/>
+                <w:i w:val="false"/>
+                <w:i w:val="false"/>
+                <w:strike w:val="false"/>
+                <w:dstrike w:val="false"/>
+                <w:color w:val="000000"/>
+                <w:sz w:val="22"/>
+                <w:u w:val="none"/>
+                <w:effect w:val="none"/>
+              </w:rPr>
+            </w:pPr>
+            <w:r>
+              <w:rPr>
+                <w:rFonts w:ascii="Times New Roman" w:hAnsi="Times New Roman"/>
+                <w:b/>
+                <w:bCs w:val="false"/>
+                <w:i w:val="false"/>
+                <w:iCs w:val="false"/>
+                <w:strike w:val="false"/>
+                <w:dstrike w:val="false"/>
+                <w:color w:val="000000"/>
+                <w:sz w:val="22"/>
+                <w:szCs w:val="24"/>
+                <w:u w:val="none"/>
+                <w:effect w:val="none"/>
+              </w:rPr>
+            </w:r>
+          </w:p>
+        </w:tc>
+        <w:tc>
+          <w:tcPr>
+            <w:tcW w:w="1694" w:type="dxa"/>
+            <w:tcBorders>
+              <w:start w:val="single" w:sz="8" w:space="0" w:color="000000"/>
+              <w:bottom w:val="single" w:sz="8" w:space="0" w:color="000000"/>
+            </w:tcBorders>
+            <w:vAlign w:val="center"/>
+          </w:tcPr>
+          <w:p>
+            <w:pPr>
+              <w:pStyle w:val="TableContents"/>
+              <w:widowControl/>
+              <w:tabs>
+                <w:tab w:val="clear" w:pos="709"/>
+              </w:tabs>
+              <w:bidi w:val="0"/>
+              <w:spacing w:lineRule="auto" w:line="288" w:before="0" w:after="0"/>
+              <w:ind w:hanging="0" w:start="0" w:end="0"/>
+              <w:jc w:val="both"/>
+              <w:rPr>
+                <w:rFonts w:ascii="Times New Roman" w:hAnsi="Times New Roman"/>
+                <w:b/>
+                <w:i w:val="false"/>
+                <w:i w:val="false"/>
+                <w:strike w:val="false"/>
+                <w:dstrike w:val="false"/>
+                <w:color w:val="000000"/>
+                <w:sz w:val="22"/>
+                <w:u w:val="none"/>
+                <w:effect w:val="none"/>
+              </w:rPr>
+            </w:pPr>
+            <w:r>
+              <w:rPr>
+                <w:rFonts w:ascii="Times New Roman" w:hAnsi="Times New Roman"/>
+                <w:b/>
+                <w:bCs w:val="false"/>
+                <w:i w:val="false"/>
+                <w:iCs w:val="false"/>
+                <w:strike w:val="false"/>
+                <w:dstrike w:val="false"/>
+                <w:color w:val="000000"/>
+                <w:sz w:val="22"/>
+                <w:szCs w:val="24"/>
+                <w:u w:val="none"/>
+                <w:effect w:val="none"/>
+              </w:rPr>
+            </w:r>
+          </w:p>
+        </w:tc>
+        <w:tc>
+          <w:tcPr>
+            <w:tcW w:w="1425" w:type="dxa"/>
+            <w:tcBorders>
+              <w:start w:val="single" w:sz="8" w:space="0" w:color="000000"/>
+              <w:bottom w:val="single" w:sz="8" w:space="0" w:color="000000"/>
+            </w:tcBorders>
+            <w:vAlign w:val="center"/>
+          </w:tcPr>
+          <w:p>
+            <w:pPr>
+              <w:pStyle w:val="TableContents"/>
+              <w:widowControl/>
+              <w:tabs>
+                <w:tab w:val="clear" w:pos="709"/>
+              </w:tabs>
+              <w:bidi w:val="0"/>
+              <w:spacing w:lineRule="auto" w:line="288" w:before="0" w:after="0"/>
+              <w:ind w:hanging="0" w:start="0" w:end="0"/>
+              <w:jc w:val="both"/>
+              <w:rPr>
+                <w:rFonts w:ascii="Times New Roman" w:hAnsi="Times New Roman"/>
+                <w:b/>
+                <w:i w:val="false"/>
+                <w:i w:val="false"/>
+                <w:strike w:val="false"/>
+                <w:dstrike w:val="false"/>
+                <w:color w:val="000000"/>
+                <w:sz w:val="22"/>
+                <w:u w:val="none"/>
+                <w:effect w:val="none"/>
+              </w:rPr>
+            </w:pPr>
+            <w:r>
+              <w:rPr>
+                <w:rFonts w:ascii="Times New Roman" w:hAnsi="Times New Roman"/>
+                <w:b/>
+                <w:bCs w:val="false"/>
+                <w:i w:val="false"/>
+                <w:iCs w:val="false"/>
+                <w:strike w:val="false"/>
+                <w:dstrike w:val="false"/>
+                <w:color w:val="000000"/>
+                <w:sz w:val="22"/>
+                <w:szCs w:val="24"/>
+                <w:u w:val="none"/>
+                <w:effect w:val="none"/>
+              </w:rPr>
+            </w:r>
+          </w:p>
+        </w:tc>
+        <w:tc>
+          <w:tcPr>
+            <w:tcW w:w="1141" w:type="dxa"/>
+            <w:tcBorders>
+              <w:start w:val="single" w:sz="8" w:space="0" w:color="000000"/>
+              <w:bottom w:val="single" w:sz="8" w:space="0" w:color="000000"/>
+            </w:tcBorders>
+            <w:vAlign w:val="center"/>
+          </w:tcPr>
+          <w:p>
+            <w:pPr>
               <w:pStyle w:val="TableHeading"/>
-              <w:bidi w:val="0"/>
-              <w:rPr/>
-            </w:pPr>
-            <w:r>
-              <w:rPr/>
-            </w:r>
-          </w:p>
-        </w:tc>
-        <w:tc>
-          <w:tcPr>
-            <w:tcW w:w="1739" w:type="dxa"/>
-            <w:tcBorders>
-              <w:start w:val="single" w:sz="8" w:space="0" w:color="000000"/>
+              <w:tabs>
+                <w:tab w:val="clear" w:pos="709"/>
+              </w:tabs>
+              <w:bidi w:val="0"/>
+              <w:rPr>
+                <w:rFonts w:ascii="Liberation Serif" w:hAnsi="Liberation Serif"/>
+              </w:rPr>
+            </w:pPr>
+            <w:r>
+              <w:rPr>
+                <w:bCs w:val="false"/>
+                <w:iCs w:val="false"/>
+                <w:szCs w:val="24"/>
+              </w:rPr>
+            </w:r>
+          </w:p>
+        </w:tc>
+        <w:tc>
+          <w:tcPr>
+            <w:tcW w:w="1125" w:type="dxa"/>
+            <w:tcBorders>
+              <w:start w:val="single" w:sz="8" w:space="0" w:color="000000"/>
+              <w:bottom w:val="single" w:sz="8" w:space="0" w:color="000000"/>
+            </w:tcBorders>
+            <w:vAlign w:val="center"/>
+          </w:tcPr>
+          <w:p>
+            <w:pPr>
+              <w:pStyle w:val="TableHeading"/>
+              <w:tabs>
+                <w:tab w:val="clear" w:pos="709"/>
+              </w:tabs>
+              <w:bidi w:val="0"/>
+              <w:rPr>
+                <w:rFonts w:ascii="Liberation Serif" w:hAnsi="Liberation Serif"/>
+              </w:rPr>
+            </w:pPr>
+            <w:r>
+              <w:rPr>
+                <w:bCs w:val="false"/>
+                <w:iCs w:val="false"/>
+                <w:szCs w:val="24"/>
+              </w:rPr>
+            </w:r>
+          </w:p>
+        </w:tc>
+        <w:tc>
+          <w:tcPr>
+            <w:tcW w:w="1589" w:type="dxa"/>
+            <w:tcBorders>
+              <w:start w:val="single" w:sz="8" w:space="0" w:color="000000"/>
+              <w:bottom w:val="single" w:sz="8" w:space="0" w:color="000000"/>
+            </w:tcBorders>
+            <w:vAlign w:val="center"/>
+          </w:tcPr>
+          <w:p>
+            <w:pPr>
+              <w:pStyle w:val="TableContents"/>
+              <w:widowControl/>
+              <w:tabs>
+                <w:tab w:val="clear" w:pos="709"/>
+              </w:tabs>
+              <w:bidi w:val="0"/>
+              <w:spacing w:lineRule="auto" w:line="288" w:before="0" w:after="0"/>
+              <w:ind w:hanging="0" w:start="0" w:end="0"/>
+              <w:jc w:val="both"/>
+              <w:rPr>
+                <w:rFonts w:ascii="Times New Roman" w:hAnsi="Times New Roman"/>
+                <w:b/>
+                <w:i w:val="false"/>
+                <w:i w:val="false"/>
+                <w:strike w:val="false"/>
+                <w:dstrike w:val="false"/>
+                <w:color w:val="000000"/>
+                <w:sz w:val="22"/>
+                <w:u w:val="none"/>
+                <w:effect w:val="none"/>
+              </w:rPr>
+            </w:pPr>
+            <w:r>
+              <w:rPr>
+                <w:rFonts w:ascii="Times New Roman" w:hAnsi="Times New Roman"/>
+                <w:b/>
+                <w:bCs w:val="false"/>
+                <w:i w:val="false"/>
+                <w:iCs w:val="false"/>
+                <w:strike w:val="false"/>
+                <w:dstrike w:val="false"/>
+                <w:color w:val="000000"/>
+                <w:sz w:val="22"/>
+                <w:szCs w:val="24"/>
+                <w:u w:val="none"/>
+                <w:effect w:val="none"/>
+              </w:rPr>
+            </w:r>
+          </w:p>
+        </w:tc>
+        <w:tc>
+          <w:tcPr>
+            <w:tcW w:w="1489" w:type="dxa"/>
+            <w:tcBorders>
+              <w:start w:val="single" w:sz="8" w:space="0" w:color="000000"/>
+              <w:bottom w:val="single" w:sz="8" w:space="0" w:color="000000"/>
               <w:end w:val="single" w:sz="8" w:space="0" w:color="000000"/>
             </w:tcBorders>
             <w:vAlign w:val="center"/>
           </w:tcPr>
           <w:p>
             <w:pPr>
-              <w:pStyle w:val="TableHeading"/>
-              <w:bidi w:val="0"/>
-              <w:rPr/>
-            </w:pPr>
-            <w:r>
-              <w:rPr/>
-            </w:r>
-          </w:p>
-        </w:tc>
-        <w:tc>
-          <w:tcPr>
-            <w:tcW w:w="1739" w:type="dxa"/>
-            <w:tcBorders>
-              <w:start w:val="single" w:sz="8" w:space="0" w:color="000000"/>
-              <w:end w:val="single" w:sz="8" w:space="0" w:color="000000"/>
-            </w:tcBorders>
-            <w:vAlign w:val="center"/>
-          </w:tcPr>
-          <w:p>
-            <w:pPr>
-              <w:pStyle w:val="TableHeading"/>
-              <w:bidi w:val="0"/>
-              <w:rPr/>
-            </w:pPr>
-            <w:r>
-              <w:rPr/>
-            </w:r>
-          </w:p>
-        </w:tc>
-        <w:tc>
-          <w:tcPr>
-            <w:tcW w:w="1739" w:type="dxa"/>
-            <w:tcBorders>
-              <w:start w:val="single" w:sz="8" w:space="0" w:color="000000"/>
-              <w:end w:val="single" w:sz="8" w:space="0" w:color="000000"/>
-            </w:tcBorders>
-            <w:vAlign w:val="center"/>
-          </w:tcPr>
-          <w:p>
-            <w:pPr>
-              <w:pStyle w:val="TableHeading"/>
-              <w:bidi w:val="0"/>
-              <w:rPr/>
-            </w:pPr>
-            <w:r>
-              <w:rPr/>
-            </w:r>
-          </w:p>
-        </w:tc>
-        <w:tc>
-          <w:tcPr>
-            <w:tcW w:w="2690" w:type="dxa"/>
-            <w:tcBorders>
-              <w:start w:val="single" w:sz="8" w:space="0" w:color="000000"/>
-              <w:end w:val="single" w:sz="8" w:space="0" w:color="000000"/>
-            </w:tcBorders>
-            <w:vAlign w:val="center"/>
-          </w:tcPr>
-          <w:p>
-            <w:pPr>
-              <w:pStyle w:val="TableHeading"/>
-              <w:bidi w:val="0"/>
-              <w:rPr/>
-            </w:pPr>
-            <w:r>
-              <w:rPr/>
+              <w:pStyle w:val="TableContents"/>
+              <w:widowControl/>
+              <w:tabs>
+                <w:tab w:val="clear" w:pos="709"/>
+              </w:tabs>
+              <w:bidi w:val="0"/>
+              <w:spacing w:lineRule="auto" w:line="288" w:before="0" w:after="0"/>
+              <w:ind w:hanging="0" w:start="0" w:end="0"/>
+              <w:jc w:val="both"/>
+              <w:rPr>
+                <w:rFonts w:ascii="Times New Roman" w:hAnsi="Times New Roman"/>
+                <w:b/>
+                <w:i w:val="false"/>
+                <w:i w:val="false"/>
+                <w:strike w:val="false"/>
+                <w:dstrike w:val="false"/>
+                <w:color w:val="000000"/>
+                <w:sz w:val="22"/>
+                <w:u w:val="none"/>
+                <w:effect w:val="none"/>
+              </w:rPr>
+            </w:pPr>
+            <w:r>
+              <w:rPr>
+                <w:rFonts w:ascii="Times New Roman" w:hAnsi="Times New Roman"/>
+                <w:b/>
+                <w:bCs w:val="false"/>
+                <w:i w:val="false"/>
+                <w:iCs w:val="false"/>
+                <w:strike w:val="false"/>
+                <w:dstrike w:val="false"/>
+                <w:color w:val="000000"/>
+                <w:sz w:val="22"/>
+                <w:szCs w:val="24"/>
+                <w:u w:val="none"/>
+                <w:effect w:val="none"/>
+              </w:rPr>
             </w:r>
           </w:p>
         </w:tc>
@@ -257,6 +1075,7 @@
       <w:pgNumType w:fmt="decimal"/>
       <w:formProt w:val="false"/>
       <w:textDirection w:val="lrTb"/>
+      <w:docGrid w:type="default" w:linePitch="100" w:charSpace="0"/>
     </w:sectPr>
   </w:body>
 </w:document>
@@ -276,7 +1095,6 @@
     </w:rPrDefault>
     <w:pPrDefault>
       <w:pPr>
-        <w:widowControl/>
         <w:suppressAutoHyphens w:val="true"/>
       </w:pPr>
     </w:pPrDefault>
@@ -286,7 +1104,10 @@
     <w:qFormat/>
     <w:pPr>
       <w:widowControl/>
+      <w:suppressAutoHyphens w:val="true"/>
       <w:bidi w:val="0"/>
+      <w:spacing w:before="0" w:after="0"/>
+      <w:jc w:val="start"/>
     </w:pPr>
     <w:rPr>
       <w:rFonts w:ascii="Liberation Serif" w:hAnsi="Liberation Serif" w:eastAsia="Noto Serif CJK SC" w:cs="FreeSans"/>

--- a/src/main/resources/tabela_desenho_curricular.docx
+++ b/src/main/resources/tabela_desenho_curricular.docx
@@ -4,23 +4,23 @@
   <w:body>
     <w:tbl>
       <w:tblPr>
-        <w:tblW w:w="9633" w:type="dxa"/>
-        <w:jc w:val="start"/>
-        <w:tblInd w:w="4" w:type="dxa"/>
+        <w:tblW w:w="9060" w:type="dxa"/>
+        <w:jc w:val="left"/>
+        <w:tblInd w:w="114" w:type="dxa"/>
         <w:tblLayout w:type="fixed"/>
         <w:tblCellMar>
           <w:top w:w="100" w:type="dxa"/>
-          <w:start w:w="100" w:type="dxa"/>
+          <w:left w:w="100" w:type="dxa"/>
           <w:bottom w:w="100" w:type="dxa"/>
-          <w:end w:w="100" w:type="dxa"/>
+          <w:right w:w="100" w:type="dxa"/>
         </w:tblCellMar>
       </w:tblPr>
       <w:tblGrid>
-        <w:gridCol w:w="1860"/>
-        <w:gridCol w:w="1815"/>
-        <w:gridCol w:w="1745"/>
+        <w:gridCol w:w="1859"/>
+        <w:gridCol w:w="1813"/>
+        <w:gridCol w:w="1746"/>
         <w:gridCol w:w="1720"/>
-        <w:gridCol w:w="2493"/>
+        <w:gridCol w:w="1922"/>
       </w:tblGrid>
       <w:tr>
         <w:trPr>
@@ -28,24 +28,30 @@
         </w:trPr>
         <w:tc>
           <w:tcPr>
-            <w:tcW w:w="1860" w:type="dxa"/>
+            <w:tcW w:w="1859" w:type="dxa"/>
             <w:tcBorders>
               <w:top w:val="single" w:sz="6" w:space="0" w:color="000000"/>
-              <w:start w:val="single" w:sz="8" w:space="0" w:color="000000"/>
-              <w:bottom w:val="single" w:sz="8" w:space="0" w:color="000000"/>
-            </w:tcBorders>
+              <w:left w:val="single" w:sz="8" w:space="0" w:color="000000"/>
+              <w:bottom w:val="single" w:sz="8" w:space="0" w:color="000000"/>
+            </w:tcBorders>
+            <w:shd w:fill="F1F3F4" w:val="clear"/>
             <w:vAlign w:val="center"/>
           </w:tcPr>
           <w:p>
             <w:pPr>
               <w:pStyle w:val="TableHeading"/>
               <w:bidi w:val="0"/>
-              <w:rPr/>
-            </w:pPr>
-            <w:r>
-              <w:rPr>
-                <w:sz w:val="22"/>
-                <w:szCs w:val="22"/>
+              <w:rPr>
+                <w:rFonts w:ascii="Times New Roman" w:hAnsi="Times New Roman"/>
+                <w:sz w:val="24"/>
+                <w:szCs w:val="24"/>
+              </w:rPr>
+            </w:pPr>
+            <w:r>
+              <w:rPr>
+                <w:rFonts w:ascii="Times New Roman" w:hAnsi="Times New Roman"/>
+                <w:sz w:val="24"/>
+                <w:szCs w:val="24"/>
               </w:rPr>
               <w:t>Componente Curricular</w:t>
             </w:r>
@@ -53,24 +59,30 @@
         </w:tc>
         <w:tc>
           <w:tcPr>
-            <w:tcW w:w="1815" w:type="dxa"/>
+            <w:tcW w:w="1813" w:type="dxa"/>
             <w:tcBorders>
               <w:top w:val="single" w:sz="6" w:space="0" w:color="000000"/>
-              <w:start w:val="single" w:sz="8" w:space="0" w:color="000000"/>
-              <w:bottom w:val="single" w:sz="8" w:space="0" w:color="000000"/>
-            </w:tcBorders>
+              <w:left w:val="single" w:sz="8" w:space="0" w:color="000000"/>
+              <w:bottom w:val="single" w:sz="8" w:space="0" w:color="000000"/>
+            </w:tcBorders>
+            <w:shd w:fill="F1F3F4" w:val="clear"/>
             <w:vAlign w:val="center"/>
           </w:tcPr>
           <w:p>
             <w:pPr>
               <w:pStyle w:val="TableHeading"/>
               <w:bidi w:val="0"/>
-              <w:rPr/>
-            </w:pPr>
-            <w:r>
-              <w:rPr>
-                <w:sz w:val="22"/>
-                <w:szCs w:val="22"/>
+              <w:rPr>
+                <w:rFonts w:ascii="Times New Roman" w:hAnsi="Times New Roman"/>
+                <w:sz w:val="24"/>
+                <w:szCs w:val="24"/>
+              </w:rPr>
+            </w:pPr>
+            <w:r>
+              <w:rPr>
+                <w:rFonts w:ascii="Times New Roman" w:hAnsi="Times New Roman"/>
+                <w:sz w:val="24"/>
+                <w:szCs w:val="24"/>
               </w:rPr>
               <w:t>Carga Horária (h/a)</w:t>
             </w:r>
@@ -78,12 +90,13 @@
         </w:tc>
         <w:tc>
           <w:tcPr>
-            <w:tcW w:w="1745" w:type="dxa"/>
+            <w:tcW w:w="1746" w:type="dxa"/>
             <w:tcBorders>
               <w:top w:val="single" w:sz="6" w:space="0" w:color="000000"/>
-              <w:start w:val="single" w:sz="8" w:space="0" w:color="000000"/>
-              <w:bottom w:val="single" w:sz="8" w:space="0" w:color="000000"/>
-            </w:tcBorders>
+              <w:left w:val="single" w:sz="8" w:space="0" w:color="000000"/>
+              <w:bottom w:val="single" w:sz="8" w:space="0" w:color="000000"/>
+            </w:tcBorders>
+            <w:shd w:fill="F1F3F4" w:val="clear"/>
             <w:vAlign w:val="center"/>
           </w:tcPr>
           <w:p>
@@ -94,14 +107,16 @@
               </w:tabs>
               <w:bidi w:val="0"/>
               <w:rPr>
-                <w:sz w:val="22"/>
-                <w:szCs w:val="22"/>
-              </w:rPr>
-            </w:pPr>
-            <w:r>
-              <w:rPr>
-                <w:sz w:val="22"/>
-                <w:szCs w:val="22"/>
+                <w:rFonts w:ascii="Times New Roman" w:hAnsi="Times New Roman"/>
+                <w:sz w:val="24"/>
+                <w:szCs w:val="24"/>
+              </w:rPr>
+            </w:pPr>
+            <w:r>
+              <w:rPr>
+                <w:rFonts w:ascii="Times New Roman" w:hAnsi="Times New Roman"/>
+                <w:sz w:val="24"/>
+                <w:szCs w:val="24"/>
               </w:rPr>
               <w:t>Créditos</w:t>
             </w:r>
@@ -112,9 +127,10 @@
             <w:tcW w:w="1720" w:type="dxa"/>
             <w:tcBorders>
               <w:top w:val="single" w:sz="6" w:space="0" w:color="000000"/>
-              <w:start w:val="single" w:sz="8" w:space="0" w:color="000000"/>
-              <w:bottom w:val="single" w:sz="8" w:space="0" w:color="000000"/>
-            </w:tcBorders>
+              <w:left w:val="single" w:sz="8" w:space="0" w:color="000000"/>
+              <w:bottom w:val="single" w:sz="8" w:space="0" w:color="000000"/>
+            </w:tcBorders>
+            <w:shd w:fill="F1F3F4" w:val="clear"/>
             <w:vAlign w:val="center"/>
           </w:tcPr>
           <w:p>
@@ -125,14 +141,16 @@
               </w:tabs>
               <w:bidi w:val="0"/>
               <w:rPr>
-                <w:sz w:val="22"/>
-                <w:szCs w:val="22"/>
-              </w:rPr>
-            </w:pPr>
-            <w:r>
-              <w:rPr>
-                <w:sz w:val="22"/>
-                <w:szCs w:val="22"/>
+                <w:rFonts w:ascii="Times New Roman" w:hAnsi="Times New Roman"/>
+                <w:sz w:val="24"/>
+                <w:szCs w:val="24"/>
+              </w:rPr>
+            </w:pPr>
+            <w:r>
+              <w:rPr>
+                <w:rFonts w:ascii="Times New Roman" w:hAnsi="Times New Roman"/>
+                <w:sz w:val="24"/>
+                <w:szCs w:val="24"/>
               </w:rPr>
               <w:t>Pré-requisito</w:t>
             </w:r>
@@ -140,13 +158,14 @@
         </w:tc>
         <w:tc>
           <w:tcPr>
-            <w:tcW w:w="2493" w:type="dxa"/>
+            <w:tcW w:w="1922" w:type="dxa"/>
             <w:tcBorders>
               <w:top w:val="single" w:sz="6" w:space="0" w:color="000000"/>
-              <w:start w:val="single" w:sz="8" w:space="0" w:color="000000"/>
-              <w:bottom w:val="single" w:sz="8" w:space="0" w:color="000000"/>
-              <w:end w:val="single" w:sz="8" w:space="0" w:color="000000"/>
-            </w:tcBorders>
+              <w:left w:val="single" w:sz="8" w:space="0" w:color="000000"/>
+              <w:bottom w:val="single" w:sz="8" w:space="0" w:color="000000"/>
+              <w:right w:val="single" w:sz="8" w:space="0" w:color="000000"/>
+            </w:tcBorders>
+            <w:shd w:fill="F1F3F4" w:val="clear"/>
             <w:vAlign w:val="center"/>
           </w:tcPr>
           <w:p>
@@ -157,14 +176,16 @@
               </w:tabs>
               <w:bidi w:val="0"/>
               <w:rPr>
-                <w:sz w:val="22"/>
-                <w:szCs w:val="22"/>
-              </w:rPr>
-            </w:pPr>
-            <w:r>
-              <w:rPr>
-                <w:sz w:val="22"/>
-                <w:szCs w:val="22"/>
+                <w:rFonts w:ascii="Times New Roman" w:hAnsi="Times New Roman"/>
+                <w:sz w:val="24"/>
+                <w:szCs w:val="24"/>
+              </w:rPr>
+            </w:pPr>
+            <w:r>
+              <w:rPr>
+                <w:rFonts w:ascii="Times New Roman" w:hAnsi="Times New Roman"/>
+                <w:sz w:val="24"/>
+                <w:szCs w:val="24"/>
               </w:rPr>
               <w:t>Correquisito</w:t>
             </w:r>
@@ -175,9 +196,9 @@
         <w:trPr/>
         <w:tc>
           <w:tcPr>
-            <w:tcW w:w="1860" w:type="dxa"/>
-            <w:tcBorders>
-              <w:start w:val="single" w:sz="8" w:space="0" w:color="000000"/>
+            <w:tcW w:w="1859" w:type="dxa"/>
+            <w:tcBorders>
+              <w:left w:val="single" w:sz="8" w:space="0" w:color="000000"/>
               <w:bottom w:val="single" w:sz="8" w:space="0" w:color="000000"/>
             </w:tcBorders>
             <w:vAlign w:val="center"/>
@@ -191,7 +212,7 @@
               </w:tabs>
               <w:bidi w:val="0"/>
               <w:spacing w:lineRule="auto" w:line="288" w:before="0" w:after="0"/>
-              <w:ind w:hanging="0" w:start="0" w:end="0"/>
+              <w:ind w:hanging="0" w:left="0" w:right="0"/>
               <w:jc w:val="center"/>
               <w:rPr>
                 <w:rFonts w:ascii="Times New Roman" w:hAnsi="Times New Roman"/>
@@ -202,32 +223,34 @@
                 <w:strike w:val="false"/>
                 <w:dstrike w:val="false"/>
                 <w:color w:val="000000"/>
-                <w:sz w:val="22"/>
-                <w:u w:val="none"/>
-                <w:effect w:val="none"/>
-              </w:rPr>
-            </w:pPr>
-            <w:r>
-              <w:rPr>
-                <w:rFonts w:ascii="Times New Roman" w:hAnsi="Times New Roman"/>
-                <w:b w:val="false"/>
-                <w:bCs w:val="false"/>
-                <w:i w:val="false"/>
-                <w:strike w:val="false"/>
-                <w:dstrike w:val="false"/>
-                <w:color w:val="000000"/>
-                <w:sz w:val="22"/>
-                <w:u w:val="none"/>
-                <w:effect w:val="none"/>
-              </w:rPr>
-            </w:r>
-          </w:p>
-        </w:tc>
-        <w:tc>
-          <w:tcPr>
-            <w:tcW w:w="1815" w:type="dxa"/>
-            <w:tcBorders>
-              <w:start w:val="single" w:sz="8" w:space="0" w:color="000000"/>
+                <w:sz w:val="24"/>
+                <w:szCs w:val="24"/>
+                <w:u w:val="none"/>
+                <w:effect w:val="none"/>
+              </w:rPr>
+            </w:pPr>
+            <w:r>
+              <w:rPr>
+                <w:rFonts w:ascii="Times New Roman" w:hAnsi="Times New Roman"/>
+                <w:b w:val="false"/>
+                <w:bCs w:val="false"/>
+                <w:i w:val="false"/>
+                <w:strike w:val="false"/>
+                <w:dstrike w:val="false"/>
+                <w:color w:val="000000"/>
+                <w:sz w:val="24"/>
+                <w:szCs w:val="24"/>
+                <w:u w:val="none"/>
+                <w:effect w:val="none"/>
+              </w:rPr>
+            </w:r>
+          </w:p>
+        </w:tc>
+        <w:tc>
+          <w:tcPr>
+            <w:tcW w:w="1813" w:type="dxa"/>
+            <w:tcBorders>
+              <w:left w:val="single" w:sz="8" w:space="0" w:color="000000"/>
               <w:bottom w:val="single" w:sz="8" w:space="0" w:color="000000"/>
             </w:tcBorders>
             <w:vAlign w:val="center"/>
@@ -241,7 +264,7 @@
               </w:tabs>
               <w:bidi w:val="0"/>
               <w:spacing w:lineRule="auto" w:line="288" w:before="0" w:after="0"/>
-              <w:ind w:hanging="0" w:start="0" w:end="0"/>
+              <w:ind w:hanging="0" w:left="0" w:right="0"/>
               <w:jc w:val="center"/>
               <w:rPr>
                 <w:rFonts w:ascii="Times New Roman" w:hAnsi="Times New Roman"/>
@@ -252,32 +275,34 @@
                 <w:strike w:val="false"/>
                 <w:dstrike w:val="false"/>
                 <w:color w:val="000000"/>
-                <w:sz w:val="22"/>
-                <w:u w:val="none"/>
-                <w:effect w:val="none"/>
-              </w:rPr>
-            </w:pPr>
-            <w:r>
-              <w:rPr>
-                <w:rFonts w:ascii="Times New Roman" w:hAnsi="Times New Roman"/>
-                <w:b w:val="false"/>
-                <w:bCs w:val="false"/>
-                <w:i w:val="false"/>
-                <w:strike w:val="false"/>
-                <w:dstrike w:val="false"/>
-                <w:color w:val="000000"/>
-                <w:sz w:val="22"/>
-                <w:u w:val="none"/>
-                <w:effect w:val="none"/>
-              </w:rPr>
-            </w:r>
-          </w:p>
-        </w:tc>
-        <w:tc>
-          <w:tcPr>
-            <w:tcW w:w="1745" w:type="dxa"/>
-            <w:tcBorders>
-              <w:start w:val="single" w:sz="8" w:space="0" w:color="000000"/>
+                <w:sz w:val="24"/>
+                <w:szCs w:val="24"/>
+                <w:u w:val="none"/>
+                <w:effect w:val="none"/>
+              </w:rPr>
+            </w:pPr>
+            <w:r>
+              <w:rPr>
+                <w:rFonts w:ascii="Times New Roman" w:hAnsi="Times New Roman"/>
+                <w:b w:val="false"/>
+                <w:bCs w:val="false"/>
+                <w:i w:val="false"/>
+                <w:strike w:val="false"/>
+                <w:dstrike w:val="false"/>
+                <w:color w:val="000000"/>
+                <w:sz w:val="24"/>
+                <w:szCs w:val="24"/>
+                <w:u w:val="none"/>
+                <w:effect w:val="none"/>
+              </w:rPr>
+            </w:r>
+          </w:p>
+        </w:tc>
+        <w:tc>
+          <w:tcPr>
+            <w:tcW w:w="1746" w:type="dxa"/>
+            <w:tcBorders>
+              <w:left w:val="single" w:sz="8" w:space="0" w:color="000000"/>
               <w:bottom w:val="single" w:sz="8" w:space="0" w:color="000000"/>
             </w:tcBorders>
             <w:vAlign w:val="center"/>
@@ -291,7 +316,7 @@
               </w:tabs>
               <w:bidi w:val="0"/>
               <w:spacing w:lineRule="auto" w:line="288" w:before="0" w:after="0"/>
-              <w:ind w:hanging="0" w:start="0" w:end="0"/>
+              <w:ind w:hanging="0" w:left="0" w:right="0"/>
               <w:jc w:val="center"/>
               <w:rPr>
                 <w:rFonts w:ascii="Times New Roman" w:hAnsi="Times New Roman"/>
@@ -302,21 +327,23 @@
                 <w:strike w:val="false"/>
                 <w:dstrike w:val="false"/>
                 <w:color w:val="000000"/>
-                <w:sz w:val="22"/>
-                <w:u w:val="none"/>
-                <w:effect w:val="none"/>
-              </w:rPr>
-            </w:pPr>
-            <w:r>
-              <w:rPr>
-                <w:rFonts w:ascii="Times New Roman" w:hAnsi="Times New Roman"/>
-                <w:b w:val="false"/>
-                <w:bCs w:val="false"/>
-                <w:i w:val="false"/>
-                <w:strike w:val="false"/>
-                <w:dstrike w:val="false"/>
-                <w:color w:val="000000"/>
-                <w:sz w:val="22"/>
+                <w:sz w:val="24"/>
+                <w:szCs w:val="24"/>
+                <w:u w:val="none"/>
+                <w:effect w:val="none"/>
+              </w:rPr>
+            </w:pPr>
+            <w:r>
+              <w:rPr>
+                <w:rFonts w:ascii="Times New Roman" w:hAnsi="Times New Roman"/>
+                <w:b w:val="false"/>
+                <w:bCs w:val="false"/>
+                <w:i w:val="false"/>
+                <w:strike w:val="false"/>
+                <w:dstrike w:val="false"/>
+                <w:color w:val="000000"/>
+                <w:sz w:val="24"/>
+                <w:szCs w:val="24"/>
                 <w:u w:val="none"/>
                 <w:effect w:val="none"/>
               </w:rPr>
@@ -327,7 +354,7 @@
           <w:tcPr>
             <w:tcW w:w="1720" w:type="dxa"/>
             <w:tcBorders>
-              <w:start w:val="single" w:sz="8" w:space="0" w:color="000000"/>
+              <w:left w:val="single" w:sz="8" w:space="0" w:color="000000"/>
               <w:bottom w:val="single" w:sz="8" w:space="0" w:color="000000"/>
             </w:tcBorders>
             <w:vAlign w:val="center"/>
@@ -341,7 +368,7 @@
               </w:tabs>
               <w:bidi w:val="0"/>
               <w:spacing w:lineRule="auto" w:line="288" w:before="0" w:after="0"/>
-              <w:ind w:hanging="0" w:start="0" w:end="0"/>
+              <w:ind w:hanging="0" w:left="0" w:right="0"/>
               <w:jc w:val="center"/>
               <w:rPr>
                 <w:rFonts w:ascii="Times New Roman" w:hAnsi="Times New Roman"/>
@@ -352,34 +379,36 @@
                 <w:strike w:val="false"/>
                 <w:dstrike w:val="false"/>
                 <w:color w:val="000000"/>
-                <w:sz w:val="22"/>
-                <w:u w:val="none"/>
-                <w:effect w:val="none"/>
-              </w:rPr>
-            </w:pPr>
-            <w:r>
-              <w:rPr>
-                <w:rFonts w:ascii="Times New Roman" w:hAnsi="Times New Roman"/>
-                <w:b w:val="false"/>
-                <w:bCs w:val="false"/>
-                <w:i w:val="false"/>
-                <w:strike w:val="false"/>
-                <w:dstrike w:val="false"/>
-                <w:color w:val="000000"/>
-                <w:sz w:val="22"/>
-                <w:u w:val="none"/>
-                <w:effect w:val="none"/>
-              </w:rPr>
-            </w:r>
-          </w:p>
-        </w:tc>
-        <w:tc>
-          <w:tcPr>
-            <w:tcW w:w="2493" w:type="dxa"/>
-            <w:tcBorders>
-              <w:start w:val="single" w:sz="8" w:space="0" w:color="000000"/>
-              <w:bottom w:val="single" w:sz="8" w:space="0" w:color="000000"/>
-              <w:end w:val="single" w:sz="8" w:space="0" w:color="000000"/>
+                <w:sz w:val="24"/>
+                <w:szCs w:val="24"/>
+                <w:u w:val="none"/>
+                <w:effect w:val="none"/>
+              </w:rPr>
+            </w:pPr>
+            <w:r>
+              <w:rPr>
+                <w:rFonts w:ascii="Times New Roman" w:hAnsi="Times New Roman"/>
+                <w:b w:val="false"/>
+                <w:bCs w:val="false"/>
+                <w:i w:val="false"/>
+                <w:strike w:val="false"/>
+                <w:dstrike w:val="false"/>
+                <w:color w:val="000000"/>
+                <w:sz w:val="24"/>
+                <w:szCs w:val="24"/>
+                <w:u w:val="none"/>
+                <w:effect w:val="none"/>
+              </w:rPr>
+            </w:r>
+          </w:p>
+        </w:tc>
+        <w:tc>
+          <w:tcPr>
+            <w:tcW w:w="1922" w:type="dxa"/>
+            <w:tcBorders>
+              <w:left w:val="single" w:sz="8" w:space="0" w:color="000000"/>
+              <w:bottom w:val="single" w:sz="8" w:space="0" w:color="000000"/>
+              <w:right w:val="single" w:sz="8" w:space="0" w:color="000000"/>
             </w:tcBorders>
             <w:vAlign w:val="center"/>
           </w:tcPr>
@@ -392,7 +421,7 @@
               </w:tabs>
               <w:bidi w:val="0"/>
               <w:spacing w:lineRule="auto" w:line="288" w:before="0" w:after="0"/>
-              <w:ind w:hanging="0" w:start="0" w:end="0"/>
+              <w:ind w:hanging="0" w:left="0" w:right="0"/>
               <w:jc w:val="center"/>
               <w:rPr>
                 <w:rFonts w:ascii="Times New Roman" w:hAnsi="Times New Roman"/>
@@ -403,21 +432,23 @@
                 <w:strike w:val="false"/>
                 <w:dstrike w:val="false"/>
                 <w:color w:val="000000"/>
-                <w:sz w:val="22"/>
-                <w:u w:val="none"/>
-                <w:effect w:val="none"/>
-              </w:rPr>
-            </w:pPr>
-            <w:r>
-              <w:rPr>
-                <w:rFonts w:ascii="Times New Roman" w:hAnsi="Times New Roman"/>
-                <w:b w:val="false"/>
-                <w:bCs w:val="false"/>
-                <w:i w:val="false"/>
-                <w:strike w:val="false"/>
-                <w:dstrike w:val="false"/>
-                <w:color w:val="000000"/>
-                <w:sz w:val="22"/>
+                <w:sz w:val="24"/>
+                <w:szCs w:val="24"/>
+                <w:u w:val="none"/>
+                <w:effect w:val="none"/>
+              </w:rPr>
+            </w:pPr>
+            <w:r>
+              <w:rPr>
+                <w:rFonts w:ascii="Times New Roman" w:hAnsi="Times New Roman"/>
+                <w:b w:val="false"/>
+                <w:bCs w:val="false"/>
+                <w:i w:val="false"/>
+                <w:strike w:val="false"/>
+                <w:dstrike w:val="false"/>
+                <w:color w:val="000000"/>
+                <w:sz w:val="24"/>
+                <w:szCs w:val="24"/>
                 <w:u w:val="none"/>
                 <w:effect w:val="none"/>
               </w:rPr>
@@ -430,7 +461,7 @@
       <w:pPr>
         <w:pStyle w:val="Normal"/>
         <w:bidi w:val="0"/>
-        <w:jc w:val="start"/>
+        <w:jc w:val="left"/>
         <w:rPr/>
       </w:pPr>
       <w:r>
@@ -440,7 +471,7 @@
     <w:sectPr>
       <w:type w:val="nextPage"/>
       <w:pgSz w:w="11906" w:h="16838"/>
-      <w:pgMar w:left="1134" w:right="1134" w:gutter="0" w:header="0" w:top="1134" w:footer="0" w:bottom="1134"/>
+      <w:pgMar w:left="1701" w:right="1134" w:gutter="0" w:header="0" w:top="1701" w:footer="0" w:bottom="1134"/>
       <w:pgNumType w:fmt="decimal"/>
       <w:formProt w:val="false"/>
       <w:textDirection w:val="lrTb"/>
@@ -476,7 +507,7 @@
       <w:suppressAutoHyphens w:val="true"/>
       <w:bidi w:val="0"/>
       <w:spacing w:before="0" w:after="0"/>
-      <w:jc w:val="start"/>
+      <w:jc w:val="left"/>
     </w:pPr>
     <w:rPr>
       <w:rFonts w:ascii="Liberation Serif" w:hAnsi="Liberation Serif" w:eastAsia="Noto Serif CJK SC" w:cs="FreeSans"/>
